--- a/Fixing/docs/CV.docx
+++ b/Fixing/docs/CV.docx
@@ -925,17 +925,8 @@
           <w:spacing w:val="-5"/>
           <w:sz w:val="24"/>
         </w:rPr>
-        <w:t xml:space="preserve">, </w:t>
-      </w:r>
-      <w:proofErr w:type="spellStart"/>
-      <w:r>
-        <w:rPr>
-          <w:spacing w:val="-5"/>
-          <w:sz w:val="24"/>
-        </w:rPr>
-        <w:t>GDScript</w:t>
-      </w:r>
-      <w:proofErr w:type="spellEnd"/>
+        <w:t>, GDScript</w:t>
+      </w:r>
     </w:p>
     <w:p>
       <w:pPr>
@@ -1394,11 +1385,9 @@
         <w:pStyle w:val="Heading3"/>
         <w:spacing w:before="120"/>
       </w:pPr>
-      <w:proofErr w:type="spellStart"/>
       <w:r>
         <w:t>Satakunta</w:t>
       </w:r>
-      <w:proofErr w:type="spellEnd"/>
       <w:r>
         <w:rPr>
           <w:spacing w:val="-10"/>
@@ -1803,13 +1792,11 @@
         <w:jc w:val="both"/>
         <w:rPr>
           <w:spacing w:val="-2"/>
-          <w:lang/>
         </w:rPr>
       </w:pPr>
       <w:r>
         <w:rPr>
           <w:spacing w:val="-2"/>
-          <w:lang/>
         </w:rPr>
         <w:t>My name is Helmy, and I recently graduated from JAMK's Bachelor of Information Technology program, specializing in Game Programming. Before entering software development, I worked as a physical therapist, where I developed strong analytical and problem-solving skills.</w:t>
       </w:r>
@@ -1821,13 +1808,11 @@
         <w:jc w:val="both"/>
         <w:rPr>
           <w:spacing w:val="-2"/>
-          <w:lang/>
         </w:rPr>
       </w:pPr>
       <w:r>
         <w:rPr>
           <w:spacing w:val="-2"/>
-          <w:lang/>
         </w:rPr>
         <w:t>I enjoy building systems, solving technical challenges, and writing clean, maintainable code. Whether working on AI, gameplay features, or reusable tools, I like finding practical solutions to complex problems</w:t>
       </w:r>
@@ -2168,7 +2153,19 @@
         <w:t xml:space="preserve"> </w:t>
       </w:r>
       <w:r>
-        <w:t xml:space="preserve">2024 - Present </w:t>
+        <w:t xml:space="preserve">2024 </w:t>
+      </w:r>
+      <w:r>
+        <w:t>–</w:t>
+      </w:r>
+      <w:r>
+        <w:t xml:space="preserve"> </w:t>
+      </w:r>
+      <w:r>
+        <w:t>12 / 2025</w:t>
+      </w:r>
+      <w:r>
+        <w:t xml:space="preserve"> </w:t>
       </w:r>
       <w:r>
         <w:rPr>
@@ -4603,21 +4600,7 @@
         <w:rPr>
           <w:sz w:val="21"/>
         </w:rPr>
-        <w:t xml:space="preserve">the game. Created a simple </w:t>
-      </w:r>
-      <w:proofErr w:type="gramStart"/>
-      <w:r>
-        <w:rPr>
-          <w:sz w:val="21"/>
-        </w:rPr>
-        <w:t>save</w:t>
-      </w:r>
-      <w:proofErr w:type="gramEnd"/>
-      <w:r>
-        <w:rPr>
-          <w:sz w:val="21"/>
-        </w:rPr>
-        <w:t xml:space="preserve"> system that is locally saved for each game run.</w:t>
+        <w:t>the game. Created a simple save system that is locally saved for each game run.</w:t>
       </w:r>
     </w:p>
     <w:p>
@@ -4630,12 +4613,6 @@
           <w:spacing w:val="13"/>
         </w:rPr>
         <w:br/>
-      </w:r>
-      <w:r>
-        <w:rPr>
-          <w:color w:val="134163"/>
-          <w:spacing w:val="13"/>
-        </w:rPr>
         <w:t>PERSONAL</w:t>
       </w:r>
       <w:r>
@@ -5588,6 +5565,7 @@
   <w:style w:type="character" w:default="1" w:styleId="DefaultParagraphFont">
     <w:name w:val="Default Paragraph Font"/>
     <w:uiPriority w:val="1"/>
+    <w:semiHidden/>
     <w:unhideWhenUsed/>
   </w:style>
   <w:style w:type="table" w:default="1" w:styleId="TableNormal">
